--- a/assets/files/CV - Victor Blancada - Maersk Ground Freight.docx
+++ b/assets/files/CV - Victor Blancada - Maersk Ground Freight.docx
@@ -180,7 +180,7 @@
         <w:rPr>
           <w:color w:val="auto"/>
         </w:rPr>
-        <w:t>Cross-industry AI, data science, and analytics leader with over a decade of experience building high-performing global teams across logistics, marketing and media, strategy consulting, and consumer products. Recognized for combining deep quantitative expertise — spanning machine learning, quantitative modeling, generative AI, and operations research — with the commercial judgment and executive presence to translate complex data problems into measurable business outcomes for Fortune 500 clients.</w:t>
+        <w:t>AI, data science, and supply chain leader with 12+ years of experience translating complex operational challenges into scalable AI-enabled products and measurable business impact. Proven track record managing structured backlogs of strategic initiatives, designing and deploying Generative AI agents, and leading cross-functional programs across logistics, warehousing, and distribution.</w:t>
       </w:r>
     </w:p>
     <w:p>
@@ -195,7 +195,7 @@
         <w:rPr>
           <w:color w:val="auto"/>
         </w:rPr>
-        <w:t xml:space="preserve">Currently leads a global analytics organization at A.P. Moller–Maersk, delivering production Generative AI systems, 3D digital twin modelling, enterprise data platforms, and supply chain optimization tools. Prior leadership roles include data science and analytics practice lead for Hong Kong and Greater China at Publicis Worldwide, managing the global predictive modeling hub at IPG </w:t>
+        <w:t xml:space="preserve">Currently Divisional Manager of Supply Chain Analytics at Maersk Contract Logistics, where I built production-ready AI systems including Mimir (LLM + RAG + tool calling agent accelerating global RFP response), a global GHG emissions reporting platform across 125+ sites, and the SCA Toolbox for optimization and scenario modeling. Previously led analytics practices at LF Logistics, Publicis Worldwide, and IPG </w:t>
       </w:r>
       <w:proofErr w:type="spellStart"/>
       <w:r>
@@ -209,7 +209,22 @@
         <w:rPr>
           <w:color w:val="auto"/>
         </w:rPr>
-        <w:t>, and strategy consulting engagements for US clients at Mitchell Madison Group.</w:t>
+        <w:t>, delivering predictive modeling hubs, portfolio optimization algorithms, and AI-powered demand forecasting for Fortune 500 clients.</w:t>
+      </w:r>
+    </w:p>
+    <w:p>
+      <w:pPr>
+        <w:spacing w:before="60" w:after="60"/>
+        <w:jc w:val="both"/>
+        <w:rPr>
+          <w:color w:val="auto"/>
+        </w:rPr>
+      </w:pPr>
+      <w:r>
+        <w:rPr>
+          <w:color w:val="auto"/>
+        </w:rPr>
+        <w:t>Recognized for blending strategic program management with hands-on AI product ownership — driving initiatives from MVP to production, embedding automation into workflows, and enabling commercial and operational impact across global supply chains.</w:t>
       </w:r>
     </w:p>
     <w:p>
@@ -521,15 +536,6 @@
         </w:rPr>
         <w:t>Recognized as a National Finalist in the 2013 Big Data Innovation Programming Contest sponsored by Trend Micro for work on natural language processing.</w:t>
       </w:r>
-    </w:p>
-    <w:p>
-      <w:pPr>
-        <w:spacing w:before="30" w:after="30"/>
-        <w:jc w:val="both"/>
-        <w:rPr>
-          <w:color w:val="auto"/>
-        </w:rPr>
-      </w:pPr>
     </w:p>
     <w:p>
       <w:pPr>
@@ -653,25 +659,7 @@
           <w:iCs/>
           <w:color w:val="auto"/>
         </w:rPr>
-        <w:t xml:space="preserve">Leads a global analytics organization spanning Generative AI, data engineering, BI, supply chain network optimization, and sustainability analytics. Sets technical and strategic roadmap; hires and </w:t>
-      </w:r>
-      <w:proofErr w:type="gramStart"/>
-      <w:r>
-        <w:rPr>
-          <w:i/>
-          <w:iCs/>
-          <w:color w:val="auto"/>
-        </w:rPr>
-        <w:t>mentors</w:t>
-      </w:r>
-      <w:proofErr w:type="gramEnd"/>
-      <w:r>
-        <w:rPr>
-          <w:i/>
-          <w:iCs/>
-          <w:color w:val="auto"/>
-        </w:rPr>
-        <w:t xml:space="preserve"> analysts; partners with Business Development, Solution Engineering, and Operations Excellence across five global regions.</w:t>
+        <w:t>Leads a global analytics organization spanning Generative AI, data engineering, BI, supply chain network optimization, and sustainability analytics. Sets technical and strategic roadmap; hires and mentors analysts; partners with Business Development, Solution Engineering, and Operations Excellence across five global regions.</w:t>
       </w:r>
     </w:p>
     <w:p>
@@ -1078,14 +1066,7 @@
         <w:rPr>
           <w:color w:val="auto"/>
         </w:rPr>
-        <w:t>Created a few-shot learning SKU-</w:t>
-      </w:r>
-      <w:proofErr w:type="gramStart"/>
-      <w:r>
-        <w:rPr>
-          <w:color w:val="auto"/>
-        </w:rPr>
-        <w:t>level</w:t>
+        <w:t>Created a few-shot learning SKU-level</w:t>
       </w:r>
       <w:r>
         <w:rPr>
@@ -1097,14 +1078,7 @@
         <w:rPr>
           <w:color w:val="auto"/>
         </w:rPr>
-        <w:t>demand</w:t>
-      </w:r>
-      <w:proofErr w:type="gramEnd"/>
-      <w:r>
-        <w:rPr>
-          <w:color w:val="auto"/>
-        </w:rPr>
-        <w:t xml:space="preserve"> prediction system for Nike to improve inventory planning especially for new seasonal designs.</w:t>
+        <w:t>demand prediction system for Nike to improve inventory planning especially for new seasonal designs.</w:t>
       </w:r>
     </w:p>
     <w:p>
@@ -1384,21 +1358,7 @@
         <w:rPr>
           <w:color w:val="auto"/>
         </w:rPr>
-        <w:t xml:space="preserve">Developed and deployed multi-touch attribution models for travel and tourism clients, replacing legacy </w:t>
-      </w:r>
-      <w:proofErr w:type="gramStart"/>
-      <w:r>
-        <w:rPr>
-          <w:color w:val="auto"/>
-        </w:rPr>
-        <w:t>last-click</w:t>
-      </w:r>
-      <w:proofErr w:type="gramEnd"/>
-      <w:r>
-        <w:rPr>
-          <w:color w:val="auto"/>
-        </w:rPr>
-        <w:t xml:space="preserve"> models and enabling more accurate budget allocation across digital and offline channels.</w:t>
+        <w:t>Developed and deployed multi-touch attribution models for travel and tourism clients, replacing legacy last-click models and enabling more accurate budget allocation across digital and offline channels.</w:t>
       </w:r>
     </w:p>
     <w:p>
@@ -1438,21 +1398,7 @@
         <w:rPr>
           <w:color w:val="auto"/>
         </w:rPr>
-        <w:t xml:space="preserve">Designed and deployed big data solutions </w:t>
-      </w:r>
-      <w:proofErr w:type="gramStart"/>
-      <w:r>
-        <w:rPr>
-          <w:color w:val="auto"/>
-        </w:rPr>
-        <w:t>on-premise</w:t>
-      </w:r>
-      <w:proofErr w:type="gramEnd"/>
-      <w:r>
-        <w:rPr>
-          <w:color w:val="auto"/>
-        </w:rPr>
-        <w:t xml:space="preserve"> and in the cloud (Hadoop, Salesforce) for FMCG and financial services clients, enabling real-time personalization and audience segmentation at scale.</w:t>
+        <w:t>Designed and deployed big data solutions on-premise and in the cloud (Hadoop, Salesforce) for FMCG and financial services clients, enabling real-time personalization and audience segmentation at scale.</w:t>
       </w:r>
     </w:p>
     <w:p>
@@ -1681,21 +1627,7 @@
         <w:rPr>
           <w:color w:val="auto"/>
         </w:rPr>
-        <w:t xml:space="preserve">Applied Bayesian Markov-chain Monte Carlo methods to build marketing mix models for global brands including Johnson &amp; Johnson and Coca-Cola, </w:t>
-      </w:r>
-      <w:proofErr w:type="gramStart"/>
-      <w:r>
-        <w:rPr>
-          <w:color w:val="auto"/>
-        </w:rPr>
-        <w:t>attributing</w:t>
-      </w:r>
-      <w:proofErr w:type="gramEnd"/>
-      <w:r>
-        <w:rPr>
-          <w:color w:val="auto"/>
-        </w:rPr>
-        <w:t xml:space="preserve"> ROI to media channels and guiding annual budget decisions.</w:t>
+        <w:t>Applied Bayesian Markov-chain Monte Carlo methods to build marketing mix models for global brands including Johnson &amp; Johnson and Coca-Cola, attributing ROI to media channels and guiding annual budget decisions.</w:t>
       </w:r>
     </w:p>
     <w:p>
@@ -2069,21 +2001,7 @@
         <w:rPr>
           <w:color w:val="auto"/>
         </w:rPr>
-        <w:t xml:space="preserve">For Media, </w:t>
-      </w:r>
-      <w:proofErr w:type="gramStart"/>
-      <w:r>
-        <w:rPr>
-          <w:color w:val="auto"/>
-        </w:rPr>
-        <w:t>developed</w:t>
-      </w:r>
-      <w:proofErr w:type="gramEnd"/>
-      <w:r>
-        <w:rPr>
-          <w:color w:val="auto"/>
-        </w:rPr>
-        <w:t xml:space="preserve"> an annual media plan, negotiating with media agencies and benchmarking media investments against competitor brands. Developed creative advertising campaigns on print, online, as well as out-of-home media. intelligence technology and applying operational analytics to streamline client operating costs across multiple industry verticals.</w:t>
+        <w:t>For Media, developed an annual media plan, negotiating with media agencies and benchmarking media investments against competitor brands. Developed creative advertising campaigns on print, online, as well as out-of-home media. intelligence technology and applying operational analytics to streamline client operating costs across multiple industry verticals.</w:t>
       </w:r>
     </w:p>
     <w:p>
